--- a/NHAT_KY_AI_PHAN_MEM.docx
+++ b/NHAT_KY_AI_PHAN_MEM.docx
@@ -12809,7 +12809,7 @@
           <w:sz w:val="28"/>
           <w:u w:val="none"/>
         </w:rPr>
-        <w:t xml:space="preserve"> NGÀY 06/2026 ĐẾN 08/09/2026</w:t>
+        <w:t xml:space="preserve"> NGÀY 06/09/2026 ĐẾN 08/09/2026</w:t>
       </w:r>
     </w:p>
     <w:tbl>
